--- a/projects/NexysA7/timing_characterization/docs/Pre_Synth_Timing_Prediction_FPGA_v0.3.docx
+++ b/projects/NexysA7/timing_characterization/docs/Pre_Synth_Timing_Prediction_FPGA_v0.3.docx
@@ -160,7 +160,7 @@
             </w:rPr>
             <w:fldChar w:fldCharType="separate"/>
           </w:r>
-          <w:hyperlink w:anchor="__RefHeading___Toc1757_3338946459">
+          <w:hyperlink w:anchor="__RefHeading___Toc1790_3766480506">
             <w:r>
               <w:rPr>
                 <w:webHidden/>
@@ -181,7 +181,7 @@
             </w:tabs>
             <w:rPr/>
           </w:pPr>
-          <w:hyperlink w:anchor="__RefHeading___Toc1759_3338946459">
+          <w:hyperlink w:anchor="__RefHeading___Toc1792_3766480506">
             <w:r>
               <w:rPr>
                 <w:webHidden/>
@@ -202,7 +202,7 @@
             </w:tabs>
             <w:rPr/>
           </w:pPr>
-          <w:hyperlink w:anchor="__RefHeading___Toc1761_3338946459">
+          <w:hyperlink w:anchor="__RefHeading___Toc1794_3766480506">
             <w:r>
               <w:rPr>
                 <w:webHidden/>
@@ -223,7 +223,7 @@
             </w:tabs>
             <w:rPr/>
           </w:pPr>
-          <w:hyperlink w:anchor="__RefHeading___Toc1763_3338946459">
+          <w:hyperlink w:anchor="__RefHeading___Toc1796_3766480506">
             <w:r>
               <w:rPr>
                 <w:webHidden/>
@@ -244,7 +244,7 @@
             </w:tabs>
             <w:rPr/>
           </w:pPr>
-          <w:hyperlink w:anchor="__RefHeading___Toc1765_3338946459">
+          <w:hyperlink w:anchor="__RefHeading___Toc1798_3766480506">
             <w:r>
               <w:rPr>
                 <w:webHidden/>
@@ -265,7 +265,7 @@
             </w:tabs>
             <w:rPr/>
           </w:pPr>
-          <w:hyperlink w:anchor="__RefHeading___Toc1767_3338946459">
+          <w:hyperlink w:anchor="__RefHeading___Toc1800_3766480506">
             <w:r>
               <w:rPr>
                 <w:webHidden/>
@@ -286,7 +286,7 @@
             </w:tabs>
             <w:rPr/>
           </w:pPr>
-          <w:hyperlink w:anchor="__RefHeading___Toc1769_3338946459">
+          <w:hyperlink w:anchor="__RefHeading___Toc1802_3766480506">
             <w:r>
               <w:rPr>
                 <w:webHidden/>
@@ -307,7 +307,7 @@
             </w:tabs>
             <w:rPr/>
           </w:pPr>
-          <w:hyperlink w:anchor="__RefHeading___Toc1771_3338946459">
+          <w:hyperlink w:anchor="__RefHeading___Toc1804_3766480506">
             <w:r>
               <w:rPr>
                 <w:webHidden/>
@@ -328,7 +328,7 @@
             </w:tabs>
             <w:rPr/>
           </w:pPr>
-          <w:hyperlink w:anchor="__RefHeading___Toc1773_3338946459">
+          <w:hyperlink w:anchor="__RefHeading___Toc1806_3766480506">
             <w:r>
               <w:rPr>
                 <w:webHidden/>
@@ -349,7 +349,7 @@
             </w:tabs>
             <w:rPr/>
           </w:pPr>
-          <w:hyperlink w:anchor="__RefHeading___Toc1775_3338946459">
+          <w:hyperlink w:anchor="__RefHeading___Toc1808_3766480506">
             <w:r>
               <w:rPr>
                 <w:webHidden/>
@@ -370,7 +370,7 @@
             </w:tabs>
             <w:rPr/>
           </w:pPr>
-          <w:hyperlink w:anchor="__RefHeading___Toc1777_3338946459">
+          <w:hyperlink w:anchor="__RefHeading___Toc1810_3766480506">
             <w:r>
               <w:rPr>
                 <w:webHidden/>
@@ -391,7 +391,7 @@
             </w:tabs>
             <w:rPr/>
           </w:pPr>
-          <w:hyperlink w:anchor="__RefHeading___Toc1779_3338946459">
+          <w:hyperlink w:anchor="__RefHeading___Toc1812_3766480506">
             <w:r>
               <w:rPr>
                 <w:webHidden/>
@@ -399,7 +399,7 @@
               </w:rPr>
               <w:t>2.6.2 5.2 Signature accumulator</w:t>
               <w:tab/>
-              <w:t>10</w:t>
+              <w:t>11</w:t>
             </w:r>
           </w:hyperlink>
         </w:p>
@@ -412,7 +412,7 @@
             </w:tabs>
             <w:rPr/>
           </w:pPr>
-          <w:hyperlink w:anchor="__RefHeading___Toc1781_3338946459">
+          <w:hyperlink w:anchor="__RefHeading___Toc1814_3766480506">
             <w:r>
               <w:rPr>
                 <w:webHidden/>
@@ -420,7 +420,7 @@
               </w:rPr>
               <w:t>2.6.3 5.3 On-board observation</w:t>
               <w:tab/>
-              <w:t>10</w:t>
+              <w:t>11</w:t>
             </w:r>
           </w:hyperlink>
         </w:p>
@@ -433,7 +433,7 @@
             </w:tabs>
             <w:rPr/>
           </w:pPr>
-          <w:hyperlink w:anchor="__RefHeading___Toc1783_3338946459">
+          <w:hyperlink w:anchor="__RefHeading___Toc1816_3766480506">
             <w:r>
               <w:rPr>
                 <w:webHidden/>
@@ -454,7 +454,7 @@
             </w:tabs>
             <w:rPr/>
           </w:pPr>
-          <w:hyperlink w:anchor="__RefHeading___Toc1785_3338946459">
+          <w:hyperlink w:anchor="__RefHeading___Toc1818_3766480506">
             <w:r>
               <w:rPr>
                 <w:webHidden/>
@@ -475,7 +475,7 @@
             </w:tabs>
             <w:rPr/>
           </w:pPr>
-          <w:hyperlink w:anchor="__RefHeading___Toc1787_3338946459">
+          <w:hyperlink w:anchor="__RefHeading___Toc1820_3766480506">
             <w:r>
               <w:rPr>
                 <w:webHidden/>
@@ -483,7 +483,7 @@
               </w:rPr>
               <w:t>2.6.6 5.6 The simpler sweep – when STA is enough</w:t>
               <w:tab/>
-              <w:t>11</w:t>
+              <w:t>12</w:t>
             </w:r>
           </w:hyperlink>
         </w:p>
@@ -496,7 +496,7 @@
             </w:tabs>
             <w:rPr/>
           </w:pPr>
-          <w:hyperlink w:anchor="__RefHeading___Toc1789_3338946459">
+          <w:hyperlink w:anchor="__RefHeading___Toc1822_3766480506">
             <w:r>
               <w:rPr>
                 <w:webHidden/>
@@ -517,7 +517,7 @@
             </w:tabs>
             <w:rPr/>
           </w:pPr>
-          <w:hyperlink w:anchor="__RefHeading___Toc1791_3338946459">
+          <w:hyperlink w:anchor="__RefHeading___Toc1824_3766480506">
             <w:r>
               <w:rPr>
                 <w:webHidden/>
@@ -538,7 +538,7 @@
             </w:tabs>
             <w:rPr/>
           </w:pPr>
-          <w:hyperlink w:anchor="__RefHeading___Toc1793_3338946459">
+          <w:hyperlink w:anchor="__RefHeading___Toc1826_3766480506">
             <w:r>
               <w:rPr>
                 <w:webHidden/>
@@ -559,7 +559,7 @@
             </w:tabs>
             <w:rPr/>
           </w:pPr>
-          <w:hyperlink w:anchor="__RefHeading___Toc1795_3338946459">
+          <w:hyperlink w:anchor="__RefHeading___Toc1828_3766480506">
             <w:r>
               <w:rPr>
                 <w:webHidden/>
@@ -682,7 +682,7 @@
         <w:spacing w:before="0" w:after="120"/>
         <w:rPr/>
       </w:pPr>
-      <w:bookmarkStart w:id="2" w:name="__RefHeading___Toc1757_3338946459"/>
+      <w:bookmarkStart w:id="2" w:name="__RefHeading___Toc1790_3766480506"/>
       <w:bookmarkEnd w:id="2"/>
       <w:r>
         <w:rPr>
@@ -720,7 +720,7 @@
         <w:rPr>
           <w:sz w:val="20"/>
         </w:rPr>
-        <w:t xml:space="preserve"> 2026-06-12</w:t>
+        <w:t xml:space="preserve"> 2026-08-14</w:t>
       </w:r>
     </w:p>
     <w:p>
@@ -817,7 +817,7 @@
         <w:spacing w:before="360" w:after="120"/>
         <w:rPr/>
       </w:pPr>
-      <w:bookmarkStart w:id="4" w:name="__RefHeading___Toc1759_3338946459"/>
+      <w:bookmarkStart w:id="4" w:name="__RefHeading___Toc1792_3766480506"/>
       <w:bookmarkStart w:id="5" w:name="X4cfa260d7157bfd9c5dee588643ea9b6e76fbd2"/>
       <w:bookmarkEnd w:id="4"/>
       <w:r>
@@ -998,7 +998,7 @@
         <w:spacing w:before="280" w:after="80"/>
         <w:rPr/>
       </w:pPr>
-      <w:bookmarkStart w:id="6" w:name="__RefHeading___Toc1761_3338946459"/>
+      <w:bookmarkStart w:id="6" w:name="__RefHeading___Toc1794_3766480506"/>
       <w:bookmarkStart w:id="7" w:name="abstract"/>
       <w:bookmarkEnd w:id="6"/>
       <w:r>
@@ -1310,7 +1310,7 @@
         <w:spacing w:before="280" w:after="80"/>
         <w:rPr/>
       </w:pPr>
-      <w:bookmarkStart w:id="9" w:name="__RefHeading___Toc1763_3338946459"/>
+      <w:bookmarkStart w:id="9" w:name="__RefHeading___Toc1796_3766480506"/>
       <w:bookmarkStart w:id="10" w:name="Xb6e78256faf625b1072c6eb866dca5ac1548ce3"/>
       <w:bookmarkEnd w:id="9"/>
       <w:r>
@@ -2664,7 +2664,7 @@
         <w:spacing w:before="280" w:after="80"/>
         <w:rPr/>
       </w:pPr>
-      <w:bookmarkStart w:id="12" w:name="__RefHeading___Toc1765_3338946459"/>
+      <w:bookmarkStart w:id="12" w:name="__RefHeading___Toc1798_3766480506"/>
       <w:bookmarkStart w:id="13" w:name="the-harness-on-fpga"/>
       <w:bookmarkEnd w:id="12"/>
       <w:r>
@@ -2953,7 +2953,7 @@
         <w:spacing w:before="280" w:after="80"/>
         <w:rPr/>
       </w:pPr>
-      <w:bookmarkStart w:id="15" w:name="__RefHeading___Toc1767_3338946459"/>
+      <w:bookmarkStart w:id="15" w:name="__RefHeading___Toc1800_3766480506"/>
       <w:bookmarkStart w:id="16" w:name="the-vivado-flow"/>
       <w:bookmarkEnd w:id="15"/>
       <w:r>
@@ -3855,7 +3855,7 @@
         <w:spacing w:before="280" w:after="80"/>
         <w:rPr/>
       </w:pPr>
-      <w:bookmarkStart w:id="18" w:name="__RefHeading___Toc1769_3338946459"/>
+      <w:bookmarkStart w:id="18" w:name="__RefHeading___Toc1802_3766480506"/>
       <w:bookmarkStart w:id="19" w:name="the-spreadsheet"/>
       <w:bookmarkEnd w:id="18"/>
       <w:r>
@@ -3906,7 +3906,7 @@
         <w:spacing w:before="200" w:after="80"/>
         <w:rPr/>
       </w:pPr>
-      <w:bookmarkStart w:id="20" w:name="__RefHeading___Toc1771_3338946459"/>
+      <w:bookmarkStart w:id="20" w:name="__RefHeading___Toc1804_3766480506"/>
       <w:bookmarkStart w:id="21" w:name="characterization"/>
       <w:bookmarkEnd w:id="20"/>
       <w:r>
@@ -5649,7 +5649,7 @@
         <w:spacing w:before="200" w:after="80"/>
         <w:rPr/>
       </w:pPr>
-      <w:bookmarkStart w:id="23" w:name="__RefHeading___Toc1773_3338946459"/>
+      <w:bookmarkStart w:id="23" w:name="__RefHeading___Toc1806_3766480506"/>
       <w:bookmarkStart w:id="24" w:name="building-blocks"/>
       <w:bookmarkEnd w:id="23"/>
       <w:r>
@@ -5930,7 +5930,7 @@
         <w:spacing w:before="280" w:after="80"/>
         <w:rPr/>
       </w:pPr>
-      <w:bookmarkStart w:id="27" w:name="__RefHeading___Toc1775_3338946459"/>
+      <w:bookmarkStart w:id="27" w:name="__RefHeading___Toc1808_3766480506"/>
       <w:bookmarkStart w:id="28" w:name="the-validation-loop"/>
       <w:bookmarkEnd w:id="27"/>
       <w:r>
@@ -6019,11 +6019,58 @@
     </w:p>
     <w:p>
       <w:pPr>
+        <w:pStyle w:val="BlockText"/>
+        <w:rPr/>
+      </w:pPr>
+      <w:r>
+        <w:rPr>
+          <w:b/>
+          <w:bCs/>
+        </w:rPr>
+        <w:t>Honest assessment up front.</w:t>
+      </w:r>
+      <w:r>
+        <w:rPr/>
+        <w:t xml:space="preserve"> On Artix-7 at the frequencies in this sweep (100–300 MHz), the FUBs are small enough that Vivado’s STA is generally trustworthy, and the simpler </w:t>
+      </w:r>
+      <w:r>
+        <w:rPr>
+          <w:rStyle w:val="VerbatimChar"/>
+        </w:rPr>
+        <w:t>bitstream-sweep</w:t>
+      </w:r>
+      <w:r>
+        <w:rPr/>
+        <w:t xml:space="preserve"> target (§5.6) gives you everything you need to calibrate the spreadsheet. The MMCM sweep adds little beyond that – it only earns its keep on the rare outlier path where STA mis-modelled the delay and silicon disagrees. Keep it as the “is it real?” gut check; do not treat it as the headline calibration loop. Most users should reach for </w:t>
+      </w:r>
+      <w:r>
+        <w:rPr>
+          <w:rStyle w:val="VerbatimChar"/>
+        </w:rPr>
+        <w:t>make bitstream-sweep</w:t>
+      </w:r>
+      <w:r>
+        <w:rPr/>
+        <w:t xml:space="preserve">, not </w:t>
+      </w:r>
+      <w:r>
+        <w:rPr>
+          <w:rStyle w:val="VerbatimChar"/>
+        </w:rPr>
+        <w:t>make bitstream-mmcm</w:t>
+      </w:r>
+      <w:r>
+        <w:rPr/>
+        <w:t>.</w:t>
+      </w:r>
+    </w:p>
+    <w:p>
+      <w:pPr>
         <w:pStyle w:val="Heading3"/>
         <w:spacing w:before="200" w:after="80"/>
         <w:rPr/>
       </w:pPr>
-      <w:bookmarkStart w:id="29" w:name="__RefHeading___Toc1777_3338946459"/>
+      <w:bookmarkStart w:id="29" w:name="__RefHeading___Toc1810_3766480506"/>
       <w:bookmarkStart w:id="30" w:name="wrapper"/>
       <w:bookmarkEnd w:id="29"/>
       <w:r>
@@ -6644,7 +6691,7 @@
         <w:spacing w:before="200" w:after="80"/>
         <w:rPr/>
       </w:pPr>
-      <w:bookmarkStart w:id="31" w:name="__RefHeading___Toc1779_3338946459"/>
+      <w:bookmarkStart w:id="31" w:name="__RefHeading___Toc1812_3766480506"/>
       <w:bookmarkStart w:id="32" w:name="signature-accumulator"/>
       <w:bookmarkEnd w:id="31"/>
       <w:r>
@@ -6709,7 +6756,7 @@
         <w:spacing w:before="200" w:after="80"/>
         <w:rPr/>
       </w:pPr>
-      <w:bookmarkStart w:id="33" w:name="__RefHeading___Toc1781_3338946459"/>
+      <w:bookmarkStart w:id="33" w:name="__RefHeading___Toc1814_3766480506"/>
       <w:bookmarkStart w:id="34" w:name="on-board-observation"/>
       <w:bookmarkEnd w:id="33"/>
       <w:r>
@@ -7217,7 +7264,7 @@
         <w:spacing w:before="200" w:after="80"/>
         <w:rPr/>
       </w:pPr>
-      <w:bookmarkStart w:id="36" w:name="__RefHeading___Toc1783_3338946459"/>
+      <w:bookmarkStart w:id="36" w:name="__RefHeading___Toc1816_3766480506"/>
       <w:bookmarkStart w:id="37" w:name="vivado-sta-contract"/>
       <w:bookmarkEnd w:id="36"/>
       <w:r>
@@ -7330,7 +7377,7 @@
         <w:spacing w:before="200" w:after="80"/>
         <w:rPr/>
       </w:pPr>
-      <w:bookmarkStart w:id="38" w:name="__RefHeading___Toc1785_3338946459"/>
+      <w:bookmarkStart w:id="38" w:name="__RefHeading___Toc1818_3766480506"/>
       <w:bookmarkStart w:id="39" w:name="quick-command"/>
       <w:bookmarkEnd w:id="38"/>
       <w:r>
@@ -7437,7 +7484,7 @@
         <w:spacing w:before="200" w:after="80"/>
         <w:rPr/>
       </w:pPr>
-      <w:bookmarkStart w:id="40" w:name="__RefHeading___Toc1787_3338946459"/>
+      <w:bookmarkStart w:id="40" w:name="__RefHeading___Toc1820_3766480506"/>
       <w:bookmarkStart w:id="41" w:name="the-simpler-sweep-when-sta-is-enough"/>
       <w:bookmarkEnd w:id="40"/>
       <w:r>
@@ -7691,7 +7738,7 @@
         <w:spacing w:before="200" w:after="80"/>
         <w:rPr/>
       </w:pPr>
-      <w:bookmarkStart w:id="42" w:name="__RefHeading___Toc1789_3338946459"/>
+      <w:bookmarkStart w:id="42" w:name="__RefHeading___Toc1822_3766480506"/>
       <w:bookmarkStart w:id="43" w:name="what-v0.1-still-doesnt-do"/>
       <w:bookmarkEnd w:id="42"/>
       <w:r>
@@ -7859,7 +7906,7 @@
         <w:spacing w:before="280" w:after="80"/>
         <w:rPr/>
       </w:pPr>
-      <w:bookmarkStart w:id="46" w:name="__RefHeading___Toc1791_3338946459"/>
+      <w:bookmarkStart w:id="46" w:name="__RefHeading___Toc1824_3766480506"/>
       <w:bookmarkStart w:id="47" w:name="recommended-workflow"/>
       <w:bookmarkEnd w:id="46"/>
       <w:r>
@@ -8169,7 +8216,7 @@
         <w:spacing w:before="280" w:after="80"/>
         <w:rPr/>
       </w:pPr>
-      <w:bookmarkStart w:id="49" w:name="__RefHeading___Toc1793_3338946459"/>
+      <w:bookmarkStart w:id="49" w:name="__RefHeading___Toc1826_3766480506"/>
       <w:bookmarkStart w:id="50" w:name="limitations-intentional-non-features"/>
       <w:bookmarkEnd w:id="49"/>
       <w:r>
@@ -8357,7 +8404,7 @@
         <w:spacing w:before="280" w:after="80"/>
         <w:rPr/>
       </w:pPr>
-      <w:bookmarkStart w:id="52" w:name="__RefHeading___Toc1795_3338946459"/>
+      <w:bookmarkStart w:id="52" w:name="__RefHeading___Toc1828_3766480506"/>
       <w:bookmarkStart w:id="53" w:name="navigation"/>
       <w:bookmarkEnd w:id="52"/>
       <w:r>
